--- a/Cross species variants.docx
+++ b/Cross species variants.docx
@@ -63,6 +63,13 @@
               </w:rPr>
               <w:t xml:space="preserve">Human</w:t>
             </w:r>
+            <w:r>
+              <w:rPr>
+                <w:rFonts w:ascii="Calibri" w:hAnsi="Calibri"/>
+                <w:sz w:val="20"/>
+              </w:rPr>
+              <w:t xml:space="preserve"> 👩‍🔬</w:t>
+            </w:r>
           </w:p>
         </w:tc>
         <w:tc>
@@ -85,6 +92,13 @@
                 <w:sz w:val="20"/>
               </w:rPr>
               <w:t xml:space="preserve">Mouse</w:t>
+            </w:r>
+            <w:r>
+              <w:rPr>
+                <w:rFonts w:ascii="Calibri" w:hAnsi="Calibri"/>
+                <w:sz w:val="20"/>
+              </w:rPr>
+              <w:t xml:space="preserve"> 🐭</w:t>
             </w:r>
           </w:p>
         </w:tc>
@@ -109,6 +123,13 @@
                 <w:sz w:val="20"/>
               </w:rPr>
               <w:t xml:space="preserve">Zebrafish</w:t>
+            </w:r>
+            <w:r>
+              <w:rPr>
+                <w:rFonts w:ascii="Calibri" w:hAnsi="Calibri"/>
+                <w:sz w:val="20"/>
+              </w:rPr>
+              <w:t xml:space="preserve"> 🐠</w:t>
             </w:r>
           </w:p>
         </w:tc>
